--- a/pitch/Shotorko-Presenter-Brief.docx
+++ b/pitch/Shotorko-Presenter-Brief.docx
@@ -3553,7 +3553,7 @@
               <w:rPr>
                 <w:sz w:val="19"/>
               </w:rPr>
-              <w:t>—</w:t>
+              <w:t>255</w:t>
             </w:r>
           </w:p>
         </w:tc>
@@ -3627,7 +3627,7 @@
               <w:rPr>
                 <w:sz w:val="19"/>
               </w:rPr>
-              <w:t>functions/*.ts,.mjs</w:t>
+              <w:t>functions/*.ts + cloud-agents.mjs</w:t>
             </w:r>
           </w:p>
         </w:tc>
@@ -3641,7 +3641,7 @@
               <w:rPr>
                 <w:sz w:val="19"/>
               </w:rPr>
-              <w:t>372</w:t>
+              <w:t>372 + 269</w:t>
             </w:r>
           </w:p>
         </w:tc>
@@ -4439,7 +4439,21 @@
           <w:i w:val="0"/>
           <w:sz w:val="20"/>
         </w:rPr>
-        <w:t>All six offline checks pass as of today: engine ALL CHECKS PASSED, backend 69/69, functions 24/24, battery benign 0/10 calm · 1/10 hostile · scams 4/5, deck layout clean over 216 text blocks, and https://abukawser.xyz/functions/v1/app/health answering with the live model.</w:t>
+        <w:t>Every check that backs a number on a slide passes offline, and offline is what slide 7 quotes: engine ALL CHECKS PASSED, backend 69/69, functions 24/24, the same 15-sentence sweep giving benign 0/10 calm · 1/10 hostile · scams 4/5, deck layout clean over 216 text blocks, and https://abukawser.xyz/functions/v1/app/health answering with the live model.</w:t>
+      </w:r>
+    </w:p>
+    <w:p>
+      <w:pPr>
+        <w:spacing w:after="100"/>
+      </w:pPr>
+      <w:r>
+        <w:rPr>
+          <w:b w:val="0"/>
+          <w:i w:val="0"/>
+          <w:color w:val="5A5A5A"/>
+          <w:sz w:val="20"/>
+        </w:rPr>
+        <w:t>The one thing that has never completed is the identical sweep against the hosted engine. Re-run this night it paused 0/10 calm and 1/10 hostile, then Google's daily free quota cut it off with HTTP 429 before any scam control ran. That is a quota artifact and never a classifier result — which is exactly why the slides quote the offline engine, the one that re-runs identically with no network at all. If a judge asks for hosted evidence, use the single observed console call on slide 7 (risk 95/100, engine live) and describe it as one observed call.</w:t>
       </w:r>
     </w:p>
     <w:p>
@@ -7230,7 +7244,7 @@
         <w:rPr>
           <w:b w:val="0"/>
         </w:rPr>
-        <w:t>Google's free Gemini quota may already be exhausted tomorrow. If it is, /health still answers, the Live agent toggle still appears, and every call falls back to the on-device engine with a small fallback note. The deck's numbers are the on-device ones precisely because they re-run identically anywhere. Do not present a throttled result as a classifier result.</w:t>
+        <w:t>Google's free Gemini quota was already throttling last night — the hosted sweep stopped at HTTP 429 before the scam controls ran, so the hosted battery has never completed. Re-checked at 02:20 on 17 Oct: the hosted path answers (one analyze call, risk 95, engine live), so it may well work on stage — but a free daily quota can empty mid-demo. If it does: /health still answers, the Live agent toggle still appears, and every call falls back to the on-device engine with a small note. That is the behaviour the deck claims, not a failure. Say 'the hosted model is behind a free daily quota, so what you are watching is the on-device engine' — never a throttled run as a classifier result.</w:t>
       </w:r>
     </w:p>
     <w:p>
@@ -7290,7 +7304,7 @@
         <w:rPr>
           <w:b w:val="0"/>
         </w:rPr>
-        <w:t>Nothing in the repo contains a secret: .env* is git-ignored and excluded from the deploy, and QODER_PAT is a platform Secret only. Keep it that way if you push tonight.</w:t>
+        <w:t>Nothing in the repo contains a secret: .env* is git-ignored and excluded from the deploy, and QODER_PAT is a platform Secret only — true of the pushed state as of this build.</w:t>
       </w:r>
     </w:p>
     <w:p>
@@ -7389,7 +7403,7 @@
               <w:rPr>
                 <w:sz w:val="19"/>
               </w:rPr>
-              <w:t>python3 dev/render-pptx.py on the submitted .pptx — the last line must read “clean over 216 text blocks”</w:t>
+              <w:t>Run no hosted check before you present. dev/false-positive-battery.mjs &lt;url&gt; and dev/live-probe.mjs spend the same free daily quota the Live agent toggle depends on. Leave the engine on On-device until you are on stage, and switch to Live agent once, early</w:t>
             </w:r>
           </w:p>
         </w:tc>
@@ -7403,7 +7417,7 @@
               <w:rPr>
                 <w:sz w:val="19"/>
               </w:rPr>
-              <w:t>2 min</w:t>
+              <w:t>—</w:t>
             </w:r>
           </w:p>
         </w:tc>
@@ -7433,7 +7447,7 @@
               <w:rPr>
                 <w:sz w:val="19"/>
               </w:rPr>
-              <w:t>Open the .pptx and flip through all 13 pages once; check the fonts render Bangla on your machine</w:t>
+              <w:t>python3 dev/render-pptx.py on the submitted .pptx — the last line must read “clean over 216 text blocks”</w:t>
             </w:r>
           </w:p>
         </w:tc>
@@ -7447,7 +7461,7 @@
               <w:rPr>
                 <w:sz w:val="19"/>
               </w:rPr>
-              <w:t>3 min</w:t>
+              <w:t>2 min</w:t>
             </w:r>
           </w:p>
         </w:tc>
@@ -7477,7 +7491,7 @@
               <w:rPr>
                 <w:sz w:val="19"/>
               </w:rPr>
-              <w:t>node dev/engine-check.js &amp;&amp; node dev/backend-check.mjs — both must pass</w:t>
+              <w:t>Open the .pptx and flip through all 13 pages once; check the fonts render Bangla on your machine</w:t>
             </w:r>
           </w:p>
         </w:tc>
@@ -7491,7 +7505,7 @@
               <w:rPr>
                 <w:sz w:val="19"/>
               </w:rPr>
-              <w:t>1 min</w:t>
+              <w:t>3 min</w:t>
             </w:r>
           </w:p>
         </w:tc>
@@ -7521,7 +7535,7 @@
               <w:rPr>
                 <w:sz w:val="19"/>
               </w:rPr>
-              <w:t>Open abukawser.xyz on your phone, press ⟲ Reset then ▶ Play the story, end to end</w:t>
+              <w:t>node dev/engine-check.js &amp;&amp; node dev/backend-check.mjs — both must pass</w:t>
             </w:r>
           </w:p>
         </w:tc>
@@ -7535,7 +7549,7 @@
               <w:rPr>
                 <w:sz w:val="19"/>
               </w:rPr>
-              <w:t>2 min</w:t>
+              <w:t>1 min</w:t>
             </w:r>
           </w:p>
         </w:tc>
@@ -7565,7 +7579,7 @@
               <w:rPr>
                 <w:sz w:val="19"/>
               </w:rPr>
-              <w:t>Type a scam line you were actually sent into নিজে যাচাই and read the result aloud — this is the demo you will repeat on stage</w:t>
+              <w:t>Open abukawser.xyz on your phone, press ⟲ Reset then ▶ Play the story, end to end</w:t>
             </w:r>
           </w:p>
         </w:tc>
@@ -7609,7 +7623,7 @@
               <w:rPr>
                 <w:sz w:val="19"/>
               </w:rPr>
-              <w:t>Scan the QR from a phone on the venue network</w:t>
+              <w:t>Type a scam line you were actually sent into নিজে যাচাই and read the result aloud — this is the demo you will repeat on stage</w:t>
             </w:r>
           </w:p>
         </w:tc>
@@ -7623,7 +7637,7 @@
               <w:rPr>
                 <w:sz w:val="19"/>
               </w:rPr>
-              <w:t>30 sec</w:t>
+              <w:t>2 min</w:t>
             </w:r>
           </w:p>
         </w:tc>
@@ -7653,7 +7667,7 @@
               <w:rPr>
                 <w:sz w:val="19"/>
               </w:rPr>
-              <w:t>Confirm Shotorko_Video_Pitch.mp4 plays on the presentation laptop, muted</w:t>
+              <w:t>Scan the QR from a phone on the venue network</w:t>
             </w:r>
           </w:p>
         </w:tc>
@@ -7667,7 +7681,7 @@
               <w:rPr>
                 <w:sz w:val="19"/>
               </w:rPr>
-              <w:t>1 min</w:t>
+              <w:t>30 sec</w:t>
             </w:r>
           </w:p>
         </w:tc>
@@ -7697,7 +7711,7 @@
               <w:rPr>
                 <w:sz w:val="19"/>
               </w:rPr>
-              <w:t>Say the open line and the close line out loud, then the four asks on slide 10 in order</w:t>
+              <w:t>Confirm Shotorko_Video_Pitch.mp4 plays on the presentation laptop, muted</w:t>
             </w:r>
           </w:p>
         </w:tc>
@@ -7711,7 +7725,7 @@
               <w:rPr>
                 <w:sz w:val="19"/>
               </w:rPr>
-              <w:t>3 min</w:t>
+              <w:t>1 min</w:t>
             </w:r>
           </w:p>
         </w:tc>
@@ -7741,7 +7755,7 @@
               <w:rPr>
                 <w:sz w:val="19"/>
               </w:rPr>
-              <w:t>Re-read section 9 above — the honest limits are your strongest material, not your weakest</w:t>
+              <w:t>Say the open line and the close line out loud, then the four asks on slide 10 in order</w:t>
             </w:r>
           </w:p>
         </w:tc>
@@ -7755,7 +7769,7 @@
               <w:rPr>
                 <w:sz w:val="19"/>
               </w:rPr>
-              <w:t>5 min</w:t>
+              <w:t>3 min</w:t>
             </w:r>
           </w:p>
         </w:tc>
@@ -7785,7 +7799,51 @@
               <w:rPr>
                 <w:sz w:val="19"/>
               </w:rPr>
-              <w:t>The deck is already submitted — treat that .pptx as frozen. If you change anything tonight, run python3 dev/build-brief.py after it, so this document still matches what is on screen</w:t>
+              <w:t>Re-read section 9 above — the honest limits are your strongest material, not your weakest</w:t>
+            </w:r>
+          </w:p>
+        </w:tc>
+        <w:tc>
+          <w:tcPr>
+            <w:tcW w:type="dxa" w:w="1440"/>
+          </w:tcPr>
+          <w:p>
+            <w:r/>
+            <w:r>
+              <w:rPr>
+                <w:sz w:val="19"/>
+              </w:rPr>
+              <w:t>5 min</w:t>
+            </w:r>
+          </w:p>
+        </w:tc>
+      </w:tr>
+      <w:tr>
+        <w:tc>
+          <w:tcPr>
+            <w:tcW w:type="dxa" w:w="504"/>
+          </w:tcPr>
+          <w:p>
+            <w:r/>
+            <w:r>
+              <w:rPr>
+                <w:sz w:val="19"/>
+              </w:rPr>
+              <w:t>11</w:t>
+            </w:r>
+          </w:p>
+        </w:tc>
+        <w:tc>
+          <w:tcPr>
+            <w:tcW w:type="dxa" w:w="8064"/>
+          </w:tcPr>
+          <w:p>
+            <w:r/>
+            <w:r>
+              <w:rPr>
+                <w:sz w:val="19"/>
+              </w:rPr>
+              <w:t>The deck is already submitted — treat that .pptx as frozen. If you change anything before the pitch, run python3 dev/build-brief.py after it, so this document still matches what is on screen</w:t>
             </w:r>
           </w:p>
         </w:tc>
